--- a/docs/deliverables/out/Drop-1_Transactional/TestPlans/BIBS_TestPlan_BRD-09_Customer_Servicing_Facility_Summary_v1.0.docx
+++ b/docs/deliverables/out/Drop-1_Transactional/TestPlans/BIBS_TestPlan_BRD-09_Customer_Servicing_Facility_Summary_v1.0.docx
@@ -5210,7 +5210,7 @@
               <w:rPr>
                 <w:sz w:val="18"/>
               </w:rPr>
-              <w:t>Demo profile seeds, the planned CSF demo seed V1940, and the data sets of section 4.2; test mailboxes</w:t>
+              <w:t>Seed profile migrations, the planned CSF seed V1940, and the data sets of section 4.2; test mailboxes</w:t>
             </w:r>
           </w:p>
         </w:tc>
@@ -5312,7 +5312,7 @@
     <w:p>
       <w:r>
         <w:rPr/>
-        <w:t>The cases refer to named data sets. The CSF has no demo seed yet; the build design plans V1940 with the demo users and a status map. Until then the test lead prepares each set on SIT as its source column says.</w:t>
+        <w:t>The cases refer to named data sets. The CSF has no seed yet; the build design plans V1940 with the SIT/UAT users and a status map. Until then the test lead prepares each set on SIT as its source column says.</w:t>
       </w:r>
     </w:p>
     <w:p>
@@ -5503,7 +5503,7 @@
               <w:rPr>
                 <w:sz w:val="17"/>
               </w:rPr>
-              <w:t>Created by the test lead through User Access requests on SIT; planned demo seed V1940 of the build design</w:t>
+              <w:t>Created by the test lead through User Access requests on SIT; planned seed V1940 of the build design</w:t>
             </w:r>
           </w:p>
         </w:tc>
@@ -5577,7 +5577,7 @@
               <w:rPr>
                 <w:sz w:val="17"/>
               </w:rPr>
-              <w:t>Prepared by the test lead on SIT from masked demo clients (V981) and accounts keyed in the BRD-1 screens</w:t>
+              <w:t>Prepared by the test lead on SIT from masked seed clients (V981) and accounts keyed in the BRD-1 screens</w:t>
             </w:r>
           </w:p>
         </w:tc>

--- a/docs/deliverables/out/Drop-1_Transactional/TestPlans/BIBS_TestPlan_BRD-09_Customer_Servicing_Facility_Summary_v1.0.docx
+++ b/docs/deliverables/out/Drop-1_Transactional/TestPlans/BIBS_TestPlan_BRD-09_Customer_Servicing_Facility_Summary_v1.0.docx
@@ -450,7 +450,7 @@
     </w:tbl>
     <w:p>
       <w:pPr>
-        <w:spacing w:before="3000" w:after="0"/>
+        <w:spacing w:before="2600" w:after="0"/>
       </w:pPr>
     </w:p>
     <w:p>
@@ -518,15 +518,8 @@
     </w:p>
     <w:p>
       <w:pPr>
-        <w:spacing w:after="0"/>
-      </w:pPr>
-      <w:r>
-        <w:br w:type="page"/>
-      </w:r>
-    </w:p>
-    <w:p>
-      <w:pPr>
         <w:pStyle w:val="BDOIFrontHeading"/>
+        <w:pageBreakBefore/>
       </w:pPr>
       <w:r>
         <w:t>Document Control</w:t>
